--- a/GIT/Results.docx
+++ b/GIT/Results.docx
@@ -3,7 +3,52 @@
 <w:document xmlns:wpc="http://schemas.microsoft.com/office/word/2010/wordprocessingCanvas" xmlns:cx="http://schemas.microsoft.com/office/drawing/2014/chartex" xmlns:cx1="http://schemas.microsoft.com/office/drawing/2015/9/8/chartex" xmlns:cx2="http://schemas.microsoft.com/office/drawing/2015/10/21/chartex" xmlns:cx3="http://schemas.microsoft.com/office/drawing/2016/5/9/chartex" xmlns:cx4="http://schemas.microsoft.com/office/drawing/2016/5/10/chartex" xmlns:cx5="http://schemas.microsoft.com/office/drawing/2016/5/11/chartex" xmlns:cx6="http://schemas.microsoft.com/office/drawing/2016/5/12/chartex" xmlns:cx7="http://schemas.microsoft.com/office/drawing/2016/5/13/chartex" xmlns:cx8="http://schemas.microsoft.com/office/drawing/2016/5/14/chartex" xmlns:mc="http://schemas.openxmlformats.org/markup-compatibility/2006" xmlns:aink="http://schemas.microsoft.com/office/drawing/2016/ink" xmlns:am3d="http://schemas.microsoft.com/office/drawing/2017/model3d" xmlns:o="urn:schemas-microsoft-com:office:office" xmlns:oel="http://schemas.microsoft.com/office/2019/extlst" xmlns:r="http://schemas.openxmlformats.org/officeDocument/2006/relationships" xmlns:m="http://schemas.openxmlformats.org/officeDocument/2006/math" xmlns:v="urn:schemas-microsoft-com:vml" xmlns:wp14="http://schemas.microsoft.com/office/word/2010/wordprocessingDrawing" xmlns:wp="http://schemas.openxmlformats.org/drawingml/2006/wordprocessingDrawing" xmlns:w10="urn:schemas-microsoft-com:office:word" xmlns:w="http://schemas.openxmlformats.org/wordprocessingml/2006/main" xmlns:w14="http://schemas.microsoft.com/office/word/2010/wordml" xmlns:w15="http://schemas.microsoft.com/office/word/2012/wordml" xmlns:w16cex="http://schemas.microsoft.com/office/word/2018/wordml/cex" xmlns:w16cid="http://schemas.microsoft.com/office/word/2016/wordml/cid" xmlns:w16="http://schemas.microsoft.com/office/word/2018/wordml" xmlns:w16du="http://schemas.microsoft.com/office/word/2023/wordml/word16du" xmlns:w16sdtdh="http://schemas.microsoft.com/office/word/2020/wordml/sdtdatahash" xmlns:w16sdtfl="http://schemas.microsoft.com/office/word/2024/wordml/sdtformatlock" xmlns:w16se="http://schemas.microsoft.com/office/word/2015/wordml/symex" xmlns:wpg="http://schemas.microsoft.com/office/word/2010/wordprocessingGroup" xmlns:wpi="http://schemas.microsoft.com/office/word/2010/wordprocessingInk" xmlns:wne="http://schemas.microsoft.com/office/word/2006/wordml" xmlns:wps="http://schemas.microsoft.com/office/word/2010/wordprocessingShape" mc:Ignorable="w14 w15 w16se w16cid w16 w16cex w16sdtdh w16sdtfl w16du wp14">
   <w:body>
     <w:p>
+      <w:pPr>
+        <w:rPr>
+          <w:rFonts w:ascii="Times New Roman" w:hAnsi="Times New Roman" w:cs="Times New Roman"/>
+          <w:b/>
+          <w:bCs/>
+          <w:sz w:val="28"/>
+          <w:szCs w:val="28"/>
+        </w:rPr>
+      </w:pPr>
       <w:r>
+        <w:rPr>
+          <w:rFonts w:ascii="Times New Roman" w:hAnsi="Times New Roman" w:cs="Times New Roman"/>
+          <w:b/>
+          <w:bCs/>
+          <w:sz w:val="28"/>
+          <w:szCs w:val="28"/>
+        </w:rPr>
+        <w:t>HOL 1</w:t>
+      </w:r>
+      <w:r>
+        <w:rPr>
+          <w:rFonts w:ascii="Times New Roman" w:hAnsi="Times New Roman" w:cs="Times New Roman"/>
+          <w:b/>
+          <w:bCs/>
+          <w:sz w:val="28"/>
+          <w:szCs w:val="28"/>
+        </w:rPr>
+        <w:t xml:space="preserve"> – Git basics</w:t>
+      </w:r>
+    </w:p>
+    <w:p>
+      <w:pPr>
+        <w:rPr>
+          <w:rFonts w:ascii="Times New Roman" w:hAnsi="Times New Roman" w:cs="Times New Roman"/>
+          <w:b/>
+          <w:bCs/>
+          <w:sz w:val="28"/>
+          <w:szCs w:val="28"/>
+        </w:rPr>
+      </w:pPr>
+    </w:p>
+    <w:p>
+      <w:r>
+        <w:rPr>
+          <w:noProof/>
+        </w:rPr>
         <w:drawing>
           <wp:inline distT="0" distB="0" distL="0" distR="0" wp14:anchorId="7D7C7B22" wp14:editId="77CAA719">
             <wp:extent cx="5731510" cy="2870200"/>
@@ -43,7 +88,66 @@
     </w:p>
     <w:p/>
     <w:p>
+      <w:pPr>
+        <w:rPr>
+          <w:rFonts w:ascii="Times New Roman" w:hAnsi="Times New Roman" w:cs="Times New Roman"/>
+          <w:b/>
+          <w:bCs/>
+          <w:sz w:val="28"/>
+          <w:szCs w:val="28"/>
+        </w:rPr>
+      </w:pPr>
       <w:r>
+        <w:rPr>
+          <w:rFonts w:ascii="Times New Roman" w:hAnsi="Times New Roman" w:cs="Times New Roman"/>
+          <w:b/>
+          <w:bCs/>
+          <w:sz w:val="28"/>
+          <w:szCs w:val="28"/>
+        </w:rPr>
+        <w:t xml:space="preserve">HOL 2 </w:t>
+      </w:r>
+      <w:proofErr w:type="gramStart"/>
+      <w:r>
+        <w:rPr>
+          <w:rFonts w:ascii="Times New Roman" w:hAnsi="Times New Roman" w:cs="Times New Roman"/>
+          <w:b/>
+          <w:bCs/>
+          <w:sz w:val="28"/>
+          <w:szCs w:val="28"/>
+        </w:rPr>
+        <w:t>– .</w:t>
+      </w:r>
+      <w:proofErr w:type="spellStart"/>
+      <w:r>
+        <w:rPr>
+          <w:rFonts w:ascii="Times New Roman" w:hAnsi="Times New Roman" w:cs="Times New Roman"/>
+          <w:b/>
+          <w:bCs/>
+          <w:sz w:val="28"/>
+          <w:szCs w:val="28"/>
+        </w:rPr>
+        <w:t>gitignore</w:t>
+      </w:r>
+      <w:proofErr w:type="spellEnd"/>
+      <w:proofErr w:type="gramEnd"/>
+    </w:p>
+    <w:p>
+      <w:pPr>
+        <w:rPr>
+          <w:rFonts w:ascii="Times New Roman" w:hAnsi="Times New Roman" w:cs="Times New Roman"/>
+          <w:b/>
+          <w:bCs/>
+          <w:sz w:val="28"/>
+          <w:szCs w:val="28"/>
+        </w:rPr>
+      </w:pPr>
+    </w:p>
+    <w:p>
+      <w:r>
+        <w:rPr>
+          <w:noProof/>
+        </w:rPr>
         <w:drawing>
           <wp:inline distT="0" distB="0" distL="0" distR="0" wp14:anchorId="1D921311" wp14:editId="07F24408">
             <wp:extent cx="5696243" cy="2254366"/>
@@ -81,9 +185,50 @@
         </w:drawing>
       </w:r>
     </w:p>
+    <w:p/>
+    <w:p/>
+    <w:p/>
+    <w:p/>
+    <w:p/>
+    <w:p/>
+    <w:p>
+      <w:pPr>
+        <w:rPr>
+          <w:rFonts w:ascii="Times New Roman" w:hAnsi="Times New Roman" w:cs="Times New Roman"/>
+          <w:b/>
+          <w:bCs/>
+          <w:sz w:val="28"/>
+          <w:szCs w:val="28"/>
+        </w:rPr>
+      </w:pPr>
+      <w:r>
+        <w:rPr>
+          <w:rFonts w:ascii="Times New Roman" w:hAnsi="Times New Roman" w:cs="Times New Roman"/>
+          <w:b/>
+          <w:bCs/>
+          <w:sz w:val="28"/>
+          <w:szCs w:val="28"/>
+        </w:rPr>
+        <w:lastRenderedPageBreak/>
+        <w:t>HOL 3 – Branching &amp; Merging</w:t>
+      </w:r>
+    </w:p>
+    <w:p>
+      <w:pPr>
+        <w:rPr>
+          <w:rFonts w:ascii="Times New Roman" w:hAnsi="Times New Roman" w:cs="Times New Roman"/>
+          <w:b/>
+          <w:bCs/>
+          <w:sz w:val="28"/>
+          <w:szCs w:val="28"/>
+        </w:rPr>
+      </w:pPr>
+    </w:p>
     <w:p>
       <w:r>
-        <w:lastRenderedPageBreak/>
+        <w:rPr>
+          <w:noProof/>
+        </w:rPr>
         <w:drawing>
           <wp:inline distT="0" distB="0" distL="0" distR="0" wp14:anchorId="749FD50A" wp14:editId="36A84A8B">
             <wp:extent cx="5731510" cy="5168900"/>
@@ -121,8 +266,12 @@
         </w:drawing>
       </w:r>
     </w:p>
+    <w:p/>
     <w:p>
       <w:r>
+        <w:rPr>
+          <w:noProof/>
+        </w:rPr>
         <w:drawing>
           <wp:inline distT="0" distB="0" distL="0" distR="0" wp14:anchorId="5F70699D" wp14:editId="76909695">
             <wp:extent cx="5550185" cy="977950"/>
@@ -160,13 +309,42 @@
         </w:drawing>
       </w:r>
     </w:p>
+    <w:p/>
+    <w:p/>
+    <w:p/>
+    <w:p/>
+    <w:p/>
+    <w:p>
+      <w:pPr>
+        <w:rPr>
+          <w:rFonts w:ascii="Times New Roman" w:hAnsi="Times New Roman" w:cs="Times New Roman"/>
+          <w:b/>
+          <w:bCs/>
+          <w:sz w:val="28"/>
+          <w:szCs w:val="28"/>
+        </w:rPr>
+      </w:pPr>
+      <w:r>
+        <w:rPr>
+          <w:rFonts w:ascii="Times New Roman" w:hAnsi="Times New Roman" w:cs="Times New Roman"/>
+          <w:b/>
+          <w:bCs/>
+          <w:sz w:val="28"/>
+          <w:szCs w:val="28"/>
+        </w:rPr>
+        <w:lastRenderedPageBreak/>
+        <w:t>HOL 4 – Merge Conflict Resolution</w:t>
+      </w:r>
+    </w:p>
     <w:p>
       <w:r>
-        <w:lastRenderedPageBreak/>
+        <w:rPr>
+          <w:noProof/>
+        </w:rPr>
         <w:drawing>
-          <wp:inline distT="0" distB="0" distL="0" distR="0" wp14:anchorId="70BD23C8" wp14:editId="20AE541F">
-            <wp:extent cx="5731510" cy="4282440"/>
-            <wp:effectExtent l="0" t="0" r="2540" b="3810"/>
+          <wp:inline distT="0" distB="0" distL="0" distR="0" wp14:anchorId="70BD23C8" wp14:editId="51393A70">
+            <wp:extent cx="4254500" cy="3178855"/>
+            <wp:effectExtent l="0" t="0" r="0" b="2540"/>
             <wp:docPr id="1310616812" name="Picture 1"/>
             <wp:cNvGraphicFramePr>
               <a:graphicFrameLocks xmlns:a="http://schemas.openxmlformats.org/drawingml/2006/main" noChangeAspect="1"/>
@@ -187,7 +365,7 @@
                   <pic:spPr>
                     <a:xfrm>
                       <a:off x="0" y="0"/>
-                      <a:ext cx="5731510" cy="4282440"/>
+                      <a:ext cx="4265233" cy="3186874"/>
                     </a:xfrm>
                     <a:prstGeom prst="rect">
                       <a:avLst/>
@@ -202,11 +380,13 @@
     </w:p>
     <w:p>
       <w:r>
-        <w:lastRenderedPageBreak/>
+        <w:rPr>
+          <w:noProof/>
+        </w:rPr>
         <w:drawing>
-          <wp:inline distT="0" distB="0" distL="0" distR="0" wp14:anchorId="75D186DC" wp14:editId="022F9F62">
-            <wp:extent cx="4229317" cy="6064562"/>
-            <wp:effectExtent l="0" t="0" r="0" b="0"/>
+          <wp:inline distT="0" distB="0" distL="0" distR="0" wp14:anchorId="75D186DC" wp14:editId="7B057D9F">
+            <wp:extent cx="3302000" cy="4734851"/>
+            <wp:effectExtent l="0" t="0" r="0" b="8890"/>
             <wp:docPr id="1694220998" name="Picture 1"/>
             <wp:cNvGraphicFramePr>
               <a:graphicFrameLocks xmlns:a="http://schemas.openxmlformats.org/drawingml/2006/main" noChangeAspect="1"/>
@@ -227,7 +407,7 @@
                   <pic:spPr>
                     <a:xfrm>
                       <a:off x="0" y="0"/>
-                      <a:ext cx="4229317" cy="6064562"/>
+                      <a:ext cx="3304340" cy="4738206"/>
                     </a:xfrm>
                     <a:prstGeom prst="rect">
                       <a:avLst/>
@@ -240,9 +420,45 @@
         </w:drawing>
       </w:r>
     </w:p>
+    <w:p/>
+    <w:p>
+      <w:pPr>
+        <w:rPr>
+          <w:rFonts w:ascii="Times New Roman" w:hAnsi="Times New Roman" w:cs="Times New Roman"/>
+          <w:b/>
+          <w:bCs/>
+          <w:sz w:val="28"/>
+          <w:szCs w:val="28"/>
+        </w:rPr>
+      </w:pPr>
+      <w:r>
+        <w:rPr>
+          <w:rFonts w:ascii="Times New Roman" w:hAnsi="Times New Roman" w:cs="Times New Roman"/>
+          <w:b/>
+          <w:bCs/>
+          <w:sz w:val="28"/>
+          <w:szCs w:val="28"/>
+        </w:rPr>
+        <w:lastRenderedPageBreak/>
+        <w:t>HOL 5 – Push &amp; Pull</w:t>
+      </w:r>
+    </w:p>
+    <w:p>
+      <w:pPr>
+        <w:rPr>
+          <w:rFonts w:ascii="Times New Roman" w:hAnsi="Times New Roman" w:cs="Times New Roman"/>
+          <w:b/>
+          <w:bCs/>
+          <w:sz w:val="28"/>
+          <w:szCs w:val="28"/>
+        </w:rPr>
+      </w:pPr>
+    </w:p>
     <w:p>
       <w:r>
-        <w:lastRenderedPageBreak/>
+        <w:rPr>
+          <w:noProof/>
+        </w:rPr>
         <w:drawing>
           <wp:inline distT="0" distB="0" distL="0" distR="0" wp14:anchorId="2A8F1C05" wp14:editId="4F32A5E3">
             <wp:extent cx="5645440" cy="3867349"/>
@@ -893,7 +1109,6 @@
   <w:style w:type="character" w:default="1" w:styleId="DefaultParagraphFont">
     <w:name w:val="Default Paragraph Font"/>
     <w:uiPriority w:val="1"/>
-    <w:semiHidden/>
     <w:unhideWhenUsed/>
   </w:style>
   <w:style w:type="table" w:default="1" w:styleId="TableNormal">
